--- a/3 Project Design Phase/Problem-Solution Fit.docx
+++ b/3 Project Design Phase/Problem-Solution Fit.docx
@@ -166,15 +166,6 @@
         </w:rPr>
       </w:r>
     </w:p>
-    <w:p>
-      <w:pPr>
-        <w:pStyle w:val="BodyText"/>
-        <w:spacing w:before="227"/>
-        <w:rPr>
-          <w:sz w:val="20"/>
-        </w:rPr>
-      </w:pPr>
-    </w:p>
     <w:tbl>
       <w:tblPr>
         <w:tblW w:w="0" w:type="auto"/>
@@ -246,7 +237,7 @@
               <w:rPr>
                 <w:sz w:val="24"/>
               </w:rPr>
-              <w:t xml:space="preserve">02 October 2026</w:t>
+              <w:t>01/10/2026</w:t>
             </w:r>
           </w:p>
         </w:tc>
@@ -395,7 +386,7 @@
           <w:p>
             <w:pPr>
               <w:pStyle w:val="TableParagraph"/>
-              <w:spacing w:before="76"/>
+              <w:spacing w:before="73"/>
               <w:ind w:left="125"/>
               <w:rPr>
                 <w:b/>
@@ -407,15 +398,7 @@
                 <w:b/>
                 <w:sz w:val="24"/>
               </w:rPr>
-              <w:t>Maximum </w:t>
-            </w:r>
-            <w:r>
-              <w:rPr>
-                <w:b/>
-                <w:spacing w:val="-2"/>
-                <w:sz w:val="24"/>
-              </w:rPr>
-              <w:t>Marks</w:t>
+              <w:t>Guide</w:t>
             </w:r>
           </w:p>
         </w:tc>
@@ -426,6 +409,64 @@
           <w:p>
             <w:pPr>
               <w:pStyle w:val="TableParagraph"/>
+              <w:spacing w:before="73"/>
+              <w:ind w:left="125"/>
+              <w:rPr>
+                <w:sz w:val="24"/>
+              </w:rPr>
+            </w:pPr>
+            <w:r>
+              <w:rPr>
+                <w:spacing w:val="-2"/>
+                <w:sz w:val="24"/>
+              </w:rPr>
+              <w:t>N. Indumathi AP/CSE</w:t>
+            </w:r>
+          </w:p>
+        </w:tc>
+      </w:tr>
+      <w:tr>
+        <w:trPr>
+          <w:trHeight w:val="460" w:hRule="atLeast"/>
+        </w:trPr>
+        <w:tc>
+          <w:tcPr>
+            <w:tcW w:w="3240" w:type="dxa"/>
+          </w:tcPr>
+          <w:p>
+            <w:pPr>
+              <w:pStyle w:val="TableParagraph"/>
+              <w:spacing w:before="76"/>
+              <w:ind w:left="125"/>
+              <w:rPr>
+                <w:b/>
+                <w:sz w:val="24"/>
+              </w:rPr>
+            </w:pPr>
+            <w:r>
+              <w:rPr>
+                <w:b/>
+                <w:sz w:val="24"/>
+              </w:rPr>
+              <w:t>Maximum </w:t>
+            </w:r>
+            <w:r>
+              <w:rPr>
+                <w:b/>
+                <w:spacing w:val="-2"/>
+                <w:sz w:val="24"/>
+              </w:rPr>
+              <w:t>Marks</w:t>
+            </w:r>
+          </w:p>
+        </w:tc>
+        <w:tc>
+          <w:tcPr>
+            <w:tcW w:w="6120" w:type="dxa"/>
+          </w:tcPr>
+          <w:p>
+            <w:pPr>
+              <w:pStyle w:val="TableParagraph"/>
               <w:spacing w:before="76"/>
               <w:ind w:left="125"/>
               <w:rPr>
@@ -449,17 +490,6 @@
         </w:tc>
       </w:tr>
     </w:tbl>
-    <w:p>
-      <w:pPr>
-        <w:pStyle w:val="BodyText"/>
-        <w:spacing w:before="0"/>
-      </w:pPr>
-    </w:p>
-    <w:p>
-      <w:pPr>
-        <w:pStyle w:val="BodyText"/>
-      </w:pPr>
-    </w:p>
     <w:p>
       <w:pPr>
         <w:pStyle w:val="Heading1"/>
@@ -501,257 +531,7 @@
       </w:pPr>
       <w:r>
         <w:rPr/>
-        <w:t>Use the framework below</w:t>
-      </w:r>
-      <w:r>
-        <w:rPr>
-          <w:spacing w:val="-3"/>
-        </w:rPr>
-        <w:t> </w:t>
-      </w:r>
-      <w:r>
-        <w:rPr/>
-        <w:t>to</w:t>
-      </w:r>
-      <w:r>
-        <w:rPr>
-          <w:spacing w:val="-3"/>
-        </w:rPr>
-        <w:t> </w:t>
-      </w:r>
-      <w:r>
-        <w:rPr/>
-        <w:t>ensure</w:t>
-      </w:r>
-      <w:r>
-        <w:rPr>
-          <w:spacing w:val="-3"/>
-        </w:rPr>
-        <w:t> </w:t>
-      </w:r>
-      <w:r>
-        <w:rPr/>
-        <w:t>your</w:t>
-      </w:r>
-      <w:r>
-        <w:rPr>
-          <w:spacing w:val="-3"/>
-        </w:rPr>
-        <w:t> </w:t>
-      </w:r>
-      <w:r>
-        <w:rPr/>
-        <w:t>proposed</w:t>
-      </w:r>
-      <w:r>
-        <w:rPr>
-          <w:spacing w:val="-3"/>
-        </w:rPr>
-        <w:t> </w:t>
-      </w:r>
-      <w:r>
-        <w:rPr/>
-        <w:t>solution</w:t>
-      </w:r>
-      <w:r>
-        <w:rPr>
-          <w:spacing w:val="-3"/>
-        </w:rPr>
-        <w:t> </w:t>
-      </w:r>
-      <w:r>
-        <w:rPr/>
-        <w:t>accurately</w:t>
-      </w:r>
-      <w:r>
-        <w:rPr>
-          <w:spacing w:val="-3"/>
-        </w:rPr>
-        <w:t> </w:t>
-      </w:r>
-      <w:r>
-        <w:rPr/>
-        <w:t>addresses</w:t>
-      </w:r>
-      <w:r>
-        <w:rPr>
-          <w:spacing w:val="-3"/>
-        </w:rPr>
-        <w:t> </w:t>
-      </w:r>
-      <w:r>
-        <w:rPr/>
-        <w:t>the</w:t>
-      </w:r>
-      <w:r>
-        <w:rPr>
-          <w:spacing w:val="-3"/>
-        </w:rPr>
-        <w:t> </w:t>
-      </w:r>
-      <w:r>
-        <w:rPr/>
-        <w:t>root</w:t>
-      </w:r>
-      <w:r>
-        <w:rPr>
-          <w:spacing w:val="-3"/>
-        </w:rPr>
-        <w:t> </w:t>
-      </w:r>
-      <w:r>
-        <w:rPr/>
-        <w:t>causes, behaviors,</w:t>
-      </w:r>
-      <w:r>
-        <w:rPr>
-          <w:spacing w:val="-3"/>
-        </w:rPr>
-        <w:t> </w:t>
-      </w:r>
-      <w:r>
-        <w:rPr/>
-        <w:t>and</w:t>
-      </w:r>
-      <w:r>
-        <w:rPr>
-          <w:spacing w:val="-3"/>
-        </w:rPr>
-        <w:t> </w:t>
-      </w:r>
-      <w:r>
-        <w:rPr/>
-        <w:t>limitations</w:t>
-      </w:r>
-      <w:r>
-        <w:rPr>
-          <w:spacing w:val="-3"/>
-        </w:rPr>
-        <w:t> </w:t>
-      </w:r>
-      <w:r>
-        <w:rPr/>
-        <w:t>of</w:t>
-      </w:r>
-      <w:r>
-        <w:rPr>
-          <w:spacing w:val="-3"/>
-        </w:rPr>
-        <w:t> </w:t>
-      </w:r>
-      <w:r>
-        <w:rPr/>
-        <w:t>your</w:t>
-      </w:r>
-      <w:r>
-        <w:rPr>
-          <w:spacing w:val="-3"/>
-        </w:rPr>
-        <w:t> </w:t>
-      </w:r>
-      <w:r>
-        <w:rPr/>
-        <w:t>target</w:t>
-      </w:r>
-      <w:r>
-        <w:rPr>
-          <w:spacing w:val="-3"/>
-        </w:rPr>
-        <w:t> </w:t>
-      </w:r>
-      <w:r>
-        <w:rPr/>
-        <w:t>audience.</w:t>
-      </w:r>
-      <w:r>
-        <w:rPr>
-          <w:spacing w:val="-3"/>
-        </w:rPr>
-        <w:t> </w:t>
-      </w:r>
-      <w:r>
-        <w:rPr/>
-        <w:t>Fill</w:t>
-      </w:r>
-      <w:r>
-        <w:rPr>
-          <w:spacing w:val="-3"/>
-        </w:rPr>
-        <w:t> </w:t>
-      </w:r>
-      <w:r>
-        <w:rPr/>
-        <w:t>out</w:t>
-      </w:r>
-      <w:r>
-        <w:rPr>
-          <w:spacing w:val="-3"/>
-        </w:rPr>
-        <w:t> </w:t>
-      </w:r>
-      <w:r>
-        <w:rPr/>
-        <w:t>the</w:t>
-      </w:r>
-      <w:r>
-        <w:rPr>
-          <w:spacing w:val="-3"/>
-        </w:rPr>
-        <w:t> </w:t>
-      </w:r>
-      <w:r>
-        <w:rPr/>
-        <w:t>canvas</w:t>
-      </w:r>
-      <w:r>
-        <w:rPr>
-          <w:spacing w:val="-3"/>
-        </w:rPr>
-        <w:t> </w:t>
-      </w:r>
-      <w:r>
-        <w:rPr/>
-        <w:t>in</w:t>
-      </w:r>
-      <w:r>
-        <w:rPr>
-          <w:spacing w:val="-3"/>
-        </w:rPr>
-        <w:t> </w:t>
-      </w:r>
-      <w:r>
-        <w:rPr/>
-        <w:t>the</w:t>
-      </w:r>
-      <w:r>
-        <w:rPr>
-          <w:spacing w:val="-3"/>
-        </w:rPr>
-        <w:t> </w:t>
-      </w:r>
-      <w:r>
-        <w:rPr/>
-        <w:t>respective</w:t>
-      </w:r>
-      <w:r>
-        <w:rPr>
-          <w:spacing w:val="-3"/>
-        </w:rPr>
-        <w:t> </w:t>
-      </w:r>
-      <w:r>
-        <w:rPr/>
-        <w:t>boxes</w:t>
-      </w:r>
-      <w:r>
-        <w:rPr>
-          <w:spacing w:val="-3"/>
-        </w:rPr>
-        <w:t> </w:t>
-      </w:r>
-      <w:r>
-        <w:rPr/>
-        <w:t>just like the original visual template.</w:t>
+        <w:t>The canvas maps the customer segment, constraints, pains, triggers, emotions and channels of PocketSmart AI users to the solution.</w:t>
       </w:r>
     </w:p>
     <w:p>
@@ -850,7 +630,7 @@
               <w:rPr>
                 <w:sz w:val="17"/>
               </w:rPr>
-              <w:t xml:space="preserve">Students and early-career earners in India who pay mostly by UPI and cards, and households that track a monthly budget</w:t>
+              <w:t>College students, young professionals and families in India who furnish rooms, plan parties or choose jewelry within a fixed budget</w:t>
             </w:r>
           </w:p>
         </w:tc>
@@ -996,7 +776,7 @@
                 <w:spacing w:val="-4"/>
                 <w:sz w:val="17"/>
               </w:rPr>
-              <w:t xml:space="preserve">Low budget (needs free tools), mobile-first, no time for manual entry, no finance background, wary of sharing real bank data</w:t>
+              <w:t>Fixed budget, mobile or laptop browser, no time to compare many sites, little styling knowledge, wary of sharing payment details</w:t>
             </w:r>
           </w:p>
         </w:tc>
@@ -1090,7 +870,7 @@
               <w:rPr>
                 <w:sz w:val="17"/>
               </w:rPr>
-              <w:t xml:space="preserve">Spreadsheets/notes: free but manual.</w:t>
+              <w:t>Shopping apps: huge choice but no total-budget view.</w:t>
             </w:r>
           </w:p>
           <w:p>
@@ -1106,7 +886,7 @@
               <w:rPr>
                 <w:sz w:val="17"/>
               </w:rPr>
-              <w:t xml:space="preserve">Bank apps: show totals only, no forecast.</w:t>
+              <w:t>Wishlists and spreadsheets: free but manual.</w:t>
             </w:r>
           </w:p>
           <w:p>
@@ -1122,7 +902,7 @@
               <w:rPr>
                 <w:sz w:val="17"/>
               </w:rPr>
-              <w:t xml:space="preserve">Expense trackers: need SMS access or manual input; best features are paid.</w:t>
+              <w:t>Interior or event planners: personalised but costly.</w:t>
             </w:r>
           </w:p>
         </w:tc>
@@ -1202,7 +982,7 @@
               <w:rPr>
                 <w:sz w:val="17"/>
               </w:rPr>
-              <w:t xml:space="preserve">Cannot see where money goes (monthly)</w:t>
+              <w:t>Overspending beyond the budget (every purchase)</w:t>
             </w:r>
           </w:p>
           <w:p>
@@ -1218,7 +998,7 @@
               <w:rPr>
                 <w:sz w:val="17"/>
               </w:rPr>
-              <w:t xml:space="preserve">Month-end shortfall (monthly)</w:t>
+              <w:t>Hours lost comparing prices across sites (every plan)</w:t>
             </w:r>
           </w:p>
           <w:p>
@@ -1234,7 +1014,7 @@
               <w:rPr>
                 <w:sz w:val="17"/>
               </w:rPr>
-              <w:t xml:space="preserve">Festival and seasonal overspending (several times a year)</w:t>
+              <w:t>Forgetting parts of a plan, such as venue, food and decor (each event)</w:t>
             </w:r>
           </w:p>
           <w:p>
@@ -1250,7 +1030,7 @@
               <w:rPr>
                 <w:sz w:val="17"/>
               </w:rPr>
-              <w:t xml:space="preserve">Unnoticed odd or duplicate charges (occasional)</w:t>
+              <w:t>Not knowing if jewelry suits the outfit (each occasion)</w:t>
             </w:r>
           </w:p>
         </w:tc>
@@ -1341,7 +1121,7 @@
               <w:rPr>
                 <w:sz w:val="17"/>
               </w:rPr>
-              <w:t xml:space="preserve">Raw statements are unlabeled merchant strings; tools only report past totals, need manual effort and give no per-category baseline.</w:t>
+              <w:t>Products, prices and platforms are scattered across many sites; no tool splits one budget across a whole plan or checks the total, and style matching needs expertise.</w:t>
             </w:r>
           </w:p>
         </w:tc>
@@ -1416,7 +1196,7 @@
               <w:rPr>
                 <w:sz w:val="17"/>
               </w:rPr>
-              <w:t xml:space="preserve">Checks UPI history repeatedly near month end (high intensity)</w:t>
+              <w:t>Opens many shopping tabs and adds prices by hand (high intensity)</w:t>
             </w:r>
           </w:p>
           <w:p>
@@ -1432,7 +1212,7 @@
               <w:rPr>
                 <w:sz w:val="17"/>
               </w:rPr>
-              <w:t xml:space="preserve">Starts a budget, quits within a week</w:t>
+              <w:t>Settles for the first option that looks fine</w:t>
             </w:r>
           </w:p>
           <w:p>
@@ -1448,7 +1228,7 @@
               <w:rPr>
                 <w:sz w:val="17"/>
               </w:rPr>
-              <w:t xml:space="preserve">Asks friends how they manage money</w:t>
+              <w:t>Asks friends and family for suggestions</w:t>
             </w:r>
           </w:p>
         </w:tc>
@@ -1550,7 +1330,7 @@
               <w:rPr>
                 <w:sz w:val="17"/>
               </w:rPr>
-              <w:t xml:space="preserve">Low balance near month end</w:t>
+              <w:t>A fixed budget for a purchase or event</w:t>
             </w:r>
           </w:p>
           <w:p>
@@ -1566,7 +1346,7 @@
               <w:rPr>
                 <w:sz w:val="17"/>
               </w:rPr>
-              <w:t xml:space="preserve">Festival or exam-fee spike</w:t>
+              <w:t>Festival, wedding or birthday coming up</w:t>
             </w:r>
           </w:p>
           <w:p>
@@ -1582,7 +1362,7 @@
               <w:rPr>
                 <w:sz w:val="17"/>
               </w:rPr>
-              <w:t xml:space="preserve">Unexpected debit alert</w:t>
+              <w:t>New room or house to furnish</w:t>
             </w:r>
           </w:p>
           <w:p>
@@ -1598,7 +1378,7 @@
               <w:rPr>
                 <w:sz w:val="17"/>
               </w:rPr>
-              <w:t xml:space="preserve">New allowance or salary cycle</w:t>
+              <w:t>Seeing a total go over budget</w:t>
             </w:r>
           </w:p>
         </w:tc>
@@ -1683,7 +1463,7 @@
               <w:rPr>
                 <w:sz w:val="17"/>
               </w:rPr>
-              <w:t xml:space="preserve">PocketSmart AI auto-categorizes messy merchant strings (TF-IDF + Logistic Regression), flags anomalies, forecasts next-week spend per category and phrases advice in plain English with Gemini. Served by FastAPI and Streamlit on Google Cloud Run.</w:t>
+              <w:t>PocketSmart AI takes a budget and preferences, shortlists real catalog items, lets Google Gemini pick and explain a combination, then verifies in code that the total is within budget. A rule-based engine takes over if the AI fails. Built with FastAPI, SQLite and Jinja2.</w:t>
             </w:r>
           </w:p>
         </w:tc>
@@ -1784,7 +1564,7 @@
                 <w:spacing w:val="-2"/>
                 <w:sz w:val="17"/>
               </w:rPr>
-              <w:t xml:space="preserve">Web app link, mobile browser, GitHub README, API docs page</w:t>
+              <w:t>Web app in the browser (desktop or mobile), FastAPI /docs page, GitHub README</w:t>
             </w:r>
           </w:p>
         </w:tc>
@@ -1865,7 +1645,7 @@
               <w:rPr>
                 <w:sz w:val="17"/>
               </w:rPr>
-              <w:t xml:space="preserve">BEFORE: anxious, guilty, overwhelmed</w:t>
+              <w:t>BEFORE: overwhelmed, anxious about overspending</w:t>
             </w:r>
           </w:p>
           <w:p>
@@ -1881,7 +1661,7 @@
               <w:rPr>
                 <w:sz w:val="17"/>
               </w:rPr>
-              <w:t xml:space="preserve">AFTER: in control, informed, confident</w:t>
+              <w:t>AFTER: confident, in control, within budget</w:t>
             </w:r>
           </w:p>
         </w:tc>
@@ -1944,7 +1724,7 @@
                 <w:spacing w:val="-2"/>
                 <w:sz w:val="17"/>
               </w:rPr>
-              <w:t xml:space="preserve">Friends and classmates, college project demo, printed report</w:t>
+              <w:t>Friends and family, college project demo, printed shopping lists</w:t>
             </w:r>
           </w:p>
         </w:tc>
